--- a/results/main/Table_1.docx
+++ b/results/main/Table_1.docx
@@ -139,17 +139,17 @@
               <w:pStyle w:val="Normal"/>
             </w:pPr>
             <w:r>
-              <w:t>63823</w:t>
-            </w:r>
-          </w:p>
-        </w:tc>
-        <w:tc>
-          <w:p>
-            <w:pPr>
-              <w:pStyle w:val="Normal"/>
-            </w:pPr>
-            <w:r>
-              <w:t>90</w:t>
+              <w:t>64810</w:t>
+            </w:r>
+          </w:p>
+        </w:tc>
+        <w:tc>
+          <w:p>
+            <w:pPr>
+              <w:pStyle w:val="Normal"/>
+            </w:pPr>
+            <w:r>
+              <w:t>92</w:t>
             </w:r>
           </w:p>
         </w:tc>
@@ -189,17 +189,17 @@
               <w:pStyle w:val="Normal"/>
             </w:pPr>
             <w:r>
-              <w:t>69</w:t>
-            </w:r>
-          </w:p>
-        </w:tc>
-        <w:tc>
-          <w:p>
-            <w:pPr>
-              <w:pStyle w:val="Normal"/>
-            </w:pPr>
-            <w:r>
-              <w:t>1500</w:t>
+              <w:t>70</w:t>
+            </w:r>
+          </w:p>
+        </w:tc>
+        <w:tc>
+          <w:p>
+            <w:pPr>
+              <w:pStyle w:val="Normal"/>
+            </w:pPr>
+            <w:r>
+              <w:t>1522</w:t>
             </w:r>
           </w:p>
         </w:tc>
@@ -323,17 +323,17 @@
               <w:pStyle w:val="Normal"/>
             </w:pPr>
             <w:r>
-              <w:t>38717</w:t>
-            </w:r>
-          </w:p>
-        </w:tc>
-        <w:tc>
-          <w:p>
-            <w:pPr>
-              <w:pStyle w:val="Normal"/>
-            </w:pPr>
-            <w:r>
-              <w:t>71</w:t>
+              <w:t>39341</w:t>
+            </w:r>
+          </w:p>
+        </w:tc>
+        <w:tc>
+          <w:p>
+            <w:pPr>
+              <w:pStyle w:val="Normal"/>
+            </w:pPr>
+            <w:r>
+              <w:t>73</w:t>
             </w:r>
           </w:p>
         </w:tc>
@@ -363,7 +363,7 @@
               <w:pStyle w:val="Normal"/>
             </w:pPr>
             <w:r>
-              <w:t>16</w:t>
+              <w:t>17</w:t>
             </w:r>
           </w:p>
         </w:tc>
@@ -415,17 +415,17 @@
               <w:pStyle w:val="Normal"/>
             </w:pPr>
             <w:r>
-              <w:t>25106</w:t>
-            </w:r>
-          </w:p>
-        </w:tc>
-        <w:tc>
-          <w:p>
-            <w:pPr>
-              <w:pStyle w:val="Normal"/>
-            </w:pPr>
-            <w:r>
-              <w:t>151</w:t>
+              <w:t>25469</w:t>
+            </w:r>
+          </w:p>
+        </w:tc>
+        <w:tc>
+          <w:p>
+            <w:pPr>
+              <w:pStyle w:val="Normal"/>
+            </w:pPr>
+            <w:r>
+              <w:t>153</w:t>
             </w:r>
           </w:p>
         </w:tc>
@@ -455,27 +455,27 @@
               <w:pStyle w:val="Normal"/>
             </w:pPr>
             <w:r>
-              <w:t>83</w:t>
-            </w:r>
-          </w:p>
-        </w:tc>
-        <w:tc>
-          <w:p>
-            <w:pPr>
-              <w:pStyle w:val="Normal"/>
-            </w:pPr>
-            <w:r>
-              <w:t>178</w:t>
-            </w:r>
-          </w:p>
-        </w:tc>
-        <w:tc>
-          <w:p>
-            <w:pPr>
-              <w:pStyle w:val="Normal"/>
-            </w:pPr>
-            <w:r>
-              <w:t>1500</w:t>
+              <w:t>84</w:t>
+            </w:r>
+          </w:p>
+        </w:tc>
+        <w:tc>
+          <w:p>
+            <w:pPr>
+              <w:pStyle w:val="Normal"/>
+            </w:pPr>
+            <w:r>
+              <w:t>182</w:t>
+            </w:r>
+          </w:p>
+        </w:tc>
+        <w:tc>
+          <w:p>
+            <w:pPr>
+              <w:pStyle w:val="Normal"/>
+            </w:pPr>
+            <w:r>
+              <w:t>1522</w:t>
             </w:r>
           </w:p>
         </w:tc>
@@ -589,27 +589,27 @@
               <w:pStyle w:val="Normal"/>
             </w:pPr>
             <w:r>
-              <w:t>346</w:t>
-            </w:r>
-          </w:p>
-        </w:tc>
-        <w:tc>
-          <w:p>
-            <w:pPr>
-              <w:pStyle w:val="Normal"/>
-            </w:pPr>
-            <w:r>
-              <w:t>46426</w:t>
-            </w:r>
-          </w:p>
-        </w:tc>
-        <w:tc>
-          <w:p>
-            <w:pPr>
-              <w:pStyle w:val="Normal"/>
-            </w:pPr>
-            <w:r>
-              <w:t>134</w:t>
+              <w:t>352</w:t>
+            </w:r>
+          </w:p>
+        </w:tc>
+        <w:tc>
+          <w:p>
+            <w:pPr>
+              <w:pStyle w:val="Normal"/>
+            </w:pPr>
+            <w:r>
+              <w:t>47602</w:t>
+            </w:r>
+          </w:p>
+        </w:tc>
+        <w:tc>
+          <w:p>
+            <w:pPr>
+              <w:pStyle w:val="Normal"/>
+            </w:pPr>
+            <w:r>
+              <w:t>135</w:t>
             </w:r>
           </w:p>
         </w:tc>
@@ -639,27 +639,27 @@
               <w:pStyle w:val="Normal"/>
             </w:pPr>
             <w:r>
-              <w:t>38</w:t>
-            </w:r>
-          </w:p>
-        </w:tc>
-        <w:tc>
-          <w:p>
-            <w:pPr>
-              <w:pStyle w:val="Normal"/>
-            </w:pPr>
-            <w:r>
-              <w:t>118</w:t>
-            </w:r>
-          </w:p>
-        </w:tc>
-        <w:tc>
-          <w:p>
-            <w:pPr>
-              <w:pStyle w:val="Normal"/>
-            </w:pPr>
-            <w:r>
-              <w:t>1500</w:t>
+              <w:t>40</w:t>
+            </w:r>
+          </w:p>
+        </w:tc>
+        <w:tc>
+          <w:p>
+            <w:pPr>
+              <w:pStyle w:val="Normal"/>
+            </w:pPr>
+            <w:r>
+              <w:t>112</w:t>
+            </w:r>
+          </w:p>
+        </w:tc>
+        <w:tc>
+          <w:p>
+            <w:pPr>
+              <w:pStyle w:val="Normal"/>
+            </w:pPr>
+            <w:r>
+              <w:t>1522</w:t>
             </w:r>
           </w:p>
         </w:tc>
@@ -681,17 +681,17 @@
               <w:pStyle w:val="Normal"/>
             </w:pPr>
             <w:r>
-              <w:t>362</w:t>
-            </w:r>
-          </w:p>
-        </w:tc>
-        <w:tc>
-          <w:p>
-            <w:pPr>
-              <w:pStyle w:val="Normal"/>
-            </w:pPr>
-            <w:r>
-              <w:t>17397</w:t>
+              <w:t>356</w:t>
+            </w:r>
+          </w:p>
+        </w:tc>
+        <w:tc>
+          <w:p>
+            <w:pPr>
+              <w:pStyle w:val="Normal"/>
+            </w:pPr>
+            <w:r>
+              <w:t>17208</w:t>
             </w:r>
           </w:p>
         </w:tc>
@@ -741,17 +741,17 @@
               <w:pStyle w:val="Normal"/>
             </w:pPr>
             <w:r>
-              <w:t>52</w:t>
-            </w:r>
-          </w:p>
-        </w:tc>
-        <w:tc>
-          <w:p>
-            <w:pPr>
-              <w:pStyle w:val="Normal"/>
-            </w:pPr>
-            <w:r>
-              <w:t>646</w:t>
+              <w:t>48</w:t>
+            </w:r>
+          </w:p>
+        </w:tc>
+        <w:tc>
+          <w:p>
+            <w:pPr>
+              <w:pStyle w:val="Normal"/>
+            </w:pPr>
+            <w:r>
+              <w:t>661</w:t>
             </w:r>
           </w:p>
         </w:tc>
@@ -875,17 +875,17 @@
               <w:pStyle w:val="Normal"/>
             </w:pPr>
             <w:r>
-              <w:t>18460</w:t>
-            </w:r>
-          </w:p>
-        </w:tc>
-        <w:tc>
-          <w:p>
-            <w:pPr>
-              <w:pStyle w:val="Normal"/>
-            </w:pPr>
-            <w:r>
-              <w:t>50</w:t>
+              <w:t>18631</w:t>
+            </w:r>
+          </w:p>
+        </w:tc>
+        <w:tc>
+          <w:p>
+            <w:pPr>
+              <w:pStyle w:val="Normal"/>
+            </w:pPr>
+            <w:r>
+              <w:t>51</w:t>
             </w:r>
           </w:p>
         </w:tc>
@@ -915,17 +915,17 @@
               <w:pStyle w:val="Normal"/>
             </w:pPr>
             <w:r>
-              <w:t>13</w:t>
-            </w:r>
-          </w:p>
-        </w:tc>
-        <w:tc>
-          <w:p>
-            <w:pPr>
-              <w:pStyle w:val="Normal"/>
-            </w:pPr>
-            <w:r>
-              <w:t>34</w:t>
+              <w:t>14</w:t>
+            </w:r>
+          </w:p>
+        </w:tc>
+        <w:tc>
+          <w:p>
+            <w:pPr>
+              <w:pStyle w:val="Normal"/>
+            </w:pPr>
+            <w:r>
+              <w:t>35</w:t>
             </w:r>
           </w:p>
         </w:tc>
@@ -967,17 +967,17 @@
               <w:pStyle w:val="Normal"/>
             </w:pPr>
             <w:r>
-              <w:t>45363</w:t>
-            </w:r>
-          </w:p>
-        </w:tc>
-        <w:tc>
-          <w:p>
-            <w:pPr>
-              <w:pStyle w:val="Normal"/>
-            </w:pPr>
-            <w:r>
-              <w:t>133</w:t>
+              <w:t>46179</w:t>
+            </w:r>
+          </w:p>
+        </w:tc>
+        <w:tc>
+          <w:p>
+            <w:pPr>
+              <w:pStyle w:val="Normal"/>
+            </w:pPr>
+            <w:r>
+              <w:t>135</w:t>
             </w:r>
           </w:p>
         </w:tc>
@@ -1007,27 +1007,27 @@
               <w:pStyle w:val="Normal"/>
             </w:pPr>
             <w:r>
-              <w:t>50</w:t>
-            </w:r>
-          </w:p>
-        </w:tc>
-        <w:tc>
-          <w:p>
-            <w:pPr>
-              <w:pStyle w:val="Normal"/>
-            </w:pPr>
-            <w:r>
-              <w:t>128</w:t>
-            </w:r>
-          </w:p>
-        </w:tc>
-        <w:tc>
-          <w:p>
-            <w:pPr>
-              <w:pStyle w:val="Normal"/>
-            </w:pPr>
-            <w:r>
-              <w:t>1500</w:t>
+              <w:t>52</w:t>
+            </w:r>
+          </w:p>
+        </w:tc>
+        <w:tc>
+          <w:p>
+            <w:pPr>
+              <w:pStyle w:val="Normal"/>
+            </w:pPr>
+            <w:r>
+              <w:t>129</w:t>
+            </w:r>
+          </w:p>
+        </w:tc>
+        <w:tc>
+          <w:p>
+            <w:pPr>
+              <w:pStyle w:val="Normal"/>
+            </w:pPr>
+            <w:r>
+              <w:t>1522</w:t>
             </w:r>
           </w:p>
         </w:tc>
@@ -1151,17 +1151,17 @@
               <w:pStyle w:val="Normal"/>
             </w:pPr>
             <w:r>
-              <w:t>2418</w:t>
-            </w:r>
-          </w:p>
-        </w:tc>
-        <w:tc>
-          <w:p>
-            <w:pPr>
-              <w:pStyle w:val="Normal"/>
-            </w:pPr>
-            <w:r>
-              <w:t>56</w:t>
+              <w:t>2449</w:t>
+            </w:r>
+          </w:p>
+        </w:tc>
+        <w:tc>
+          <w:p>
+            <w:pPr>
+              <w:pStyle w:val="Normal"/>
+            </w:pPr>
+            <w:r>
+              <w:t>57</w:t>
             </w:r>
           </w:p>
         </w:tc>
@@ -1201,17 +1201,17 @@
               <w:pStyle w:val="Normal"/>
             </w:pPr>
             <w:r>
-              <w:t>57</w:t>
-            </w:r>
-          </w:p>
-        </w:tc>
-        <w:tc>
-          <w:p>
-            <w:pPr>
-              <w:pStyle w:val="Normal"/>
-            </w:pPr>
-            <w:r>
-              <w:t>646</w:t>
+              <w:t>58</w:t>
+            </w:r>
+          </w:p>
+        </w:tc>
+        <w:tc>
+          <w:p>
+            <w:pPr>
+              <w:pStyle w:val="Normal"/>
+            </w:pPr>
+            <w:r>
+              <w:t>661</w:t>
             </w:r>
           </w:p>
         </w:tc>
@@ -1243,17 +1243,17 @@
               <w:pStyle w:val="Normal"/>
             </w:pPr>
             <w:r>
-              <w:t>61405</w:t>
-            </w:r>
-          </w:p>
-        </w:tc>
-        <w:tc>
-          <w:p>
-            <w:pPr>
-              <w:pStyle w:val="Normal"/>
-            </w:pPr>
-            <w:r>
-              <w:t>92</w:t>
+              <w:t>62361</w:t>
+            </w:r>
+          </w:p>
+        </w:tc>
+        <w:tc>
+          <w:p>
+            <w:pPr>
+              <w:pStyle w:val="Normal"/>
+            </w:pPr>
+            <w:r>
+              <w:t>94</w:t>
             </w:r>
           </w:p>
         </w:tc>
@@ -1293,17 +1293,17 @@
               <w:pStyle w:val="Normal"/>
             </w:pPr>
             <w:r>
-              <w:t>70</w:t>
-            </w:r>
-          </w:p>
-        </w:tc>
-        <w:tc>
-          <w:p>
-            <w:pPr>
-              <w:pStyle w:val="Normal"/>
-            </w:pPr>
-            <w:r>
-              <w:t>1500</w:t>
+              <w:t>71</w:t>
+            </w:r>
+          </w:p>
+        </w:tc>
+        <w:tc>
+          <w:p>
+            <w:pPr>
+              <w:pStyle w:val="Normal"/>
+            </w:pPr>
+            <w:r>
+              <w:t>1522</w:t>
             </w:r>
           </w:p>
         </w:tc>

--- a/results/main/Table_1.docx
+++ b/results/main/Table_1.docx
@@ -589,27 +589,27 @@
               <w:pStyle w:val="Normal"/>
             </w:pPr>
             <w:r>
-              <w:t>352</w:t>
-            </w:r>
-          </w:p>
-        </w:tc>
-        <w:tc>
-          <w:p>
-            <w:pPr>
-              <w:pStyle w:val="Normal"/>
-            </w:pPr>
-            <w:r>
-              <w:t>47602</w:t>
-            </w:r>
-          </w:p>
-        </w:tc>
-        <w:tc>
-          <w:p>
-            <w:pPr>
-              <w:pStyle w:val="Normal"/>
-            </w:pPr>
-            <w:r>
-              <w:t>135</w:t>
+              <w:t>346</w:t>
+            </w:r>
+          </w:p>
+        </w:tc>
+        <w:tc>
+          <w:p>
+            <w:pPr>
+              <w:pStyle w:val="Normal"/>
+            </w:pPr>
+            <w:r>
+              <w:t>46426</w:t>
+            </w:r>
+          </w:p>
+        </w:tc>
+        <w:tc>
+          <w:p>
+            <w:pPr>
+              <w:pStyle w:val="Normal"/>
+            </w:pPr>
+            <w:r>
+              <w:t>134</w:t>
             </w:r>
           </w:p>
         </w:tc>
@@ -639,27 +639,27 @@
               <w:pStyle w:val="Normal"/>
             </w:pPr>
             <w:r>
-              <w:t>40</w:t>
-            </w:r>
-          </w:p>
-        </w:tc>
-        <w:tc>
-          <w:p>
-            <w:pPr>
-              <w:pStyle w:val="Normal"/>
-            </w:pPr>
-            <w:r>
-              <w:t>112</w:t>
-            </w:r>
-          </w:p>
-        </w:tc>
-        <w:tc>
-          <w:p>
-            <w:pPr>
-              <w:pStyle w:val="Normal"/>
-            </w:pPr>
-            <w:r>
-              <w:t>1522</w:t>
+              <w:t>38</w:t>
+            </w:r>
+          </w:p>
+        </w:tc>
+        <w:tc>
+          <w:p>
+            <w:pPr>
+              <w:pStyle w:val="Normal"/>
+            </w:pPr>
+            <w:r>
+              <w:t>118</w:t>
+            </w:r>
+          </w:p>
+        </w:tc>
+        <w:tc>
+          <w:p>
+            <w:pPr>
+              <w:pStyle w:val="Normal"/>
+            </w:pPr>
+            <w:r>
+              <w:t>1500</w:t>
             </w:r>
           </w:p>
         </w:tc>
@@ -681,17 +681,17 @@
               <w:pStyle w:val="Normal"/>
             </w:pPr>
             <w:r>
-              <w:t>356</w:t>
-            </w:r>
-          </w:p>
-        </w:tc>
-        <w:tc>
-          <w:p>
-            <w:pPr>
-              <w:pStyle w:val="Normal"/>
-            </w:pPr>
-            <w:r>
-              <w:t>17208</w:t>
+              <w:t>362</w:t>
+            </w:r>
+          </w:p>
+        </w:tc>
+        <w:tc>
+          <w:p>
+            <w:pPr>
+              <w:pStyle w:val="Normal"/>
+            </w:pPr>
+            <w:r>
+              <w:t>17397</w:t>
             </w:r>
           </w:p>
         </w:tc>
@@ -741,17 +741,17 @@
               <w:pStyle w:val="Normal"/>
             </w:pPr>
             <w:r>
-              <w:t>48</w:t>
-            </w:r>
-          </w:p>
-        </w:tc>
-        <w:tc>
-          <w:p>
-            <w:pPr>
-              <w:pStyle w:val="Normal"/>
-            </w:pPr>
-            <w:r>
-              <w:t>661</w:t>
+              <w:t>52</w:t>
+            </w:r>
+          </w:p>
+        </w:tc>
+        <w:tc>
+          <w:p>
+            <w:pPr>
+              <w:pStyle w:val="Normal"/>
+            </w:pPr>
+            <w:r>
+              <w:t>646</w:t>
             </w:r>
           </w:p>
         </w:tc>
